--- a/facilitator-guide-right-size.docx
+++ b/facilitator-guide-right-size.docx
@@ -247,7 +247,7 @@
         </w:numPr>
       </w:pPr>
       <w:r>
-        <w:t xml:space="preserve">Print the poster at A3, or share it on screen</w:t>
+        <w:t xml:space="preserve">Print the poster at A3 or 11×17, or share it on screen</w:t>
       </w:r>
     </w:p>
     <w:p>
